--- a/output/article/submission/title_author.docx
+++ b/output/article/submission/title_author.docx
@@ -1,11 +1,15 @@
 
 <file path=word/document.xml><?xml version="1.0" encoding="utf-8"?>
-<w:document xmlns:wpc="http://schemas.microsoft.com/office/word/2010/wordprocessingCanvas" xmlns:cx="http://schemas.microsoft.com/office/drawing/2014/chartex" xmlns:cx1="http://schemas.microsoft.com/office/drawing/2015/9/8/chartex" xmlns:cx2="http://schemas.microsoft.com/office/drawing/2015/10/21/chartex" xmlns:cx3="http://schemas.microsoft.com/office/drawing/2016/5/9/chartex" xmlns:cx4="http://schemas.microsoft.com/office/drawing/2016/5/10/chartex" xmlns:cx5="http://schemas.microsoft.com/office/drawing/2016/5/11/chartex" xmlns:cx6="http://schemas.microsoft.com/office/drawing/2016/5/12/chartex" xmlns:cx7="http://schemas.microsoft.com/office/drawing/2016/5/13/chartex" xmlns:cx8="http://schemas.microsoft.com/office/drawing/2016/5/14/chartex" xmlns:mc="http://schemas.openxmlformats.org/markup-compatibility/2006" xmlns:aink="http://schemas.microsoft.com/office/drawing/2016/ink" xmlns:am3d="http://schemas.microsoft.com/office/drawing/2017/model3d" xmlns:o="urn:schemas-microsoft-com:office:office" xmlns:oel="http://schemas.microsoft.com/office/2019/extlst" xmlns:r="http://schemas.openxmlformats.org/officeDocument/2006/relationships" xmlns:m="http://schemas.openxmlformats.org/officeDocument/2006/math" xmlns:v="urn:schemas-microsoft-com:vml" xmlns:wp14="http://schemas.microsoft.com/office/word/2010/wordprocessingDrawing" xmlns:wp="http://schemas.openxmlformats.org/drawingml/2006/wordprocessingDrawing" xmlns:w10="urn:schemas-microsoft-com:office:word" xmlns:w="http://schemas.openxmlformats.org/wordprocessingml/2006/main" xmlns:w14="http://schemas.microsoft.com/office/word/2010/wordml" xmlns:w15="http://schemas.microsoft.com/office/word/2012/wordml" xmlns:w16cex="http://schemas.microsoft.com/office/word/2018/wordml/cex" xmlns:w16cid="http://schemas.microsoft.com/office/word/2016/wordml/cid" xmlns:w16="http://schemas.microsoft.com/office/word/2018/wordml" xmlns:w16du="http://schemas.microsoft.com/office/word/2023/wordml/word16du" xmlns:w16sdtdh="http://schemas.microsoft.com/office/word/2020/wordml/sdtdatahash" xmlns:w16sdtfl="http://schemas.microsoft.com/office/word/2024/wordml/sdtformatlock" xmlns:w16se="http://schemas.microsoft.com/office/word/2015/wordml/symex" xmlns:wpg="http://schemas.microsoft.com/office/word/2010/wordprocessingGroup" xmlns:wpi="http://schemas.microsoft.com/office/word/2010/wordprocessingInk" xmlns:wne="http://schemas.microsoft.com/office/word/2006/wordml" xmlns:wps="http://schemas.microsoft.com/office/word/2010/wordprocessingShape" mc:Ignorable="w14 w15 w16se w16cid w16 w16cex w16sdtdh w16sdtfl w16du wp14">
+<w:document xmlns:wpc="http://schemas.microsoft.com/office/word/2010/wordprocessingCanvas" xmlns:cx="http://schemas.microsoft.com/office/drawing/2014/chartex" xmlns:cx1="http://schemas.microsoft.com/office/drawing/2015/9/8/chartex" xmlns:cx2="http://schemas.microsoft.com/office/drawing/2015/10/21/chartex" xmlns:cx3="http://schemas.microsoft.com/office/drawing/2016/5/9/chartex" xmlns:cx4="http://schemas.microsoft.com/office/drawing/2016/5/10/chartex" xmlns:cx5="http://schemas.microsoft.com/office/drawing/2016/5/11/chartex" xmlns:cx6="http://schemas.microsoft.com/office/drawing/2016/5/12/chartex" xmlns:cx7="http://schemas.microsoft.com/office/drawing/2016/5/13/chartex" xmlns:cx8="http://schemas.microsoft.com/office/drawing/2016/5/14/chartex" xmlns:mc="http://schemas.openxmlformats.org/markup-compatibility/2006" xmlns:aink="http://schemas.microsoft.com/office/drawing/2016/ink" xmlns:am3d="http://schemas.microsoft.com/office/drawing/2017/model3d" xmlns:o="urn:schemas-microsoft-com:office:office" xmlns:oel="http://schemas.microsoft.com/office/2019/extlst" xmlns:r="http://schemas.openxmlformats.org/officeDocument/2006/relationships" xmlns:m="http://schemas.openxmlformats.org/officeDocument/2006/math" xmlns:v="urn:schemas-microsoft-com:vml" xmlns:wp14="http://schemas.microsoft.com/office/word/2010/wordprocessingDrawing" xmlns:wp="http://schemas.openxmlformats.org/drawingml/2006/wordprocessingDrawing" xmlns:w10="urn:schemas-microsoft-com:office:word" xmlns:w="http://schemas.openxmlformats.org/wordprocessingml/2006/main" xmlns:w14="http://schemas.microsoft.com/office/word/2010/wordml" xmlns:w15="http://schemas.microsoft.com/office/word/2012/wordml" xmlns:w16cex="http://schemas.microsoft.com/office/word/2018/wordml/cex" xmlns:w16cid="http://schemas.microsoft.com/office/word/2016/wordml/cid" xmlns:w16="http://schemas.microsoft.com/office/word/2018/wordml" xmlns:w16sdtdh="http://schemas.microsoft.com/office/word/2020/wordml/sdtdatahash" xmlns:w16se="http://schemas.microsoft.com/office/word/2015/wordml/symex" xmlns:wpg="http://schemas.microsoft.com/office/word/2010/wordprocessingGroup" xmlns:wpi="http://schemas.microsoft.com/office/word/2010/wordprocessingInk" xmlns:wne="http://schemas.microsoft.com/office/word/2006/wordml" xmlns:wps="http://schemas.microsoft.com/office/word/2010/wordprocessingShape" mc:Ignorable="w14 w15 w16se w16cid w16 w16cex w16sdtdh wp14">
   <w:body>
     <w:p>
       <w:pPr>
-        <w:pStyle w:val="Heading1"/>
-        <w:rPr>
+        <w:pStyle w:val="Ttulo1"/>
+        <w:rPr>
+          <w:rFonts w:ascii="Times New Roman" w:hAnsi="Times New Roman" w:cs="Times New Roman"/>
+          <w:b/>
+          <w:bCs/>
+          <w:color w:val="000000" w:themeColor="text1"/>
           <w:sz w:val="28"/>
           <w:szCs w:val="28"/>
         </w:rPr>
@@ -13,6 +17,10 @@
       <w:bookmarkStart w:id="0" w:name="X901c2f7ba40fcd4b6642c3e94d9f9a266a0ea2e"/>
       <w:r>
         <w:rPr>
+          <w:rFonts w:ascii="Times New Roman" w:hAnsi="Times New Roman" w:cs="Times New Roman"/>
+          <w:b/>
+          <w:bCs/>
+          <w:color w:val="000000" w:themeColor="text1"/>
           <w:sz w:val="28"/>
           <w:szCs w:val="28"/>
         </w:rPr>
@@ -20,6 +28,10 @@
       </w:r>
       <w:r>
         <w:rPr>
+          <w:rFonts w:ascii="Times New Roman" w:hAnsi="Times New Roman" w:cs="Times New Roman"/>
+          <w:b/>
+          <w:bCs/>
+          <w:color w:val="000000" w:themeColor="text1"/>
           <w:sz w:val="28"/>
           <w:szCs w:val="28"/>
         </w:rPr>
@@ -27,6 +39,10 @@
       </w:r>
       <w:r>
         <w:rPr>
+          <w:rFonts w:ascii="Times New Roman" w:hAnsi="Times New Roman" w:cs="Times New Roman"/>
+          <w:b/>
+          <w:bCs/>
+          <w:color w:val="000000" w:themeColor="text1"/>
           <w:sz w:val="28"/>
           <w:szCs w:val="28"/>
         </w:rPr>
@@ -37,104 +53,93 @@
       <w:pPr>
         <w:pStyle w:val="FirstParagraph"/>
         <w:rPr>
-          <w:sz w:val="22"/>
-          <w:szCs w:val="22"/>
+          <w:rFonts w:ascii="Times New Roman" w:hAnsi="Times New Roman" w:cs="Times New Roman"/>
           <w:lang w:val="es-CL"/>
         </w:rPr>
       </w:pPr>
       <w:r>
         <w:rPr>
-          <w:sz w:val="22"/>
-          <w:szCs w:val="22"/>
+          <w:rFonts w:ascii="Times New Roman" w:hAnsi="Times New Roman" w:cs="Times New Roman"/>
           <w:lang w:val="es-CL"/>
         </w:rPr>
         <w:t>Daniel Miranda</w:t>
       </w:r>
       <w:r>
         <w:rPr>
-          <w:rStyle w:val="FootnoteReference"/>
-          <w:sz w:val="22"/>
-          <w:szCs w:val="22"/>
+          <w:rStyle w:val="Refdenotaalpie"/>
+          <w:rFonts w:ascii="Times New Roman" w:hAnsi="Times New Roman" w:cs="Times New Roman"/>
         </w:rPr>
         <w:footnoteReference w:id="1"/>
       </w:r>
       <w:r>
         <w:rPr>
-          <w:sz w:val="22"/>
-          <w:szCs w:val="22"/>
+          <w:rFonts w:ascii="Times New Roman" w:hAnsi="Times New Roman" w:cs="Times New Roman"/>
           <w:lang w:val="es-CL"/>
         </w:rPr>
         <w:t>, Ismael Aguayo</w:t>
       </w:r>
       <w:r>
         <w:rPr>
-          <w:rStyle w:val="FootnoteReference"/>
-          <w:sz w:val="22"/>
-          <w:szCs w:val="22"/>
+          <w:rStyle w:val="Refdenotaalpie"/>
+          <w:rFonts w:ascii="Times New Roman" w:hAnsi="Times New Roman" w:cs="Times New Roman"/>
         </w:rPr>
         <w:footnoteReference w:id="2"/>
       </w:r>
       <w:r>
         <w:rPr>
-          <w:sz w:val="22"/>
-          <w:szCs w:val="22"/>
+          <w:rFonts w:ascii="Times New Roman" w:hAnsi="Times New Roman" w:cs="Times New Roman"/>
           <w:lang w:val="es-CL"/>
         </w:rPr>
         <w:t>, Nicolás Tobar</w:t>
       </w:r>
       <w:r>
         <w:rPr>
-          <w:sz w:val="22"/>
-          <w:szCs w:val="22"/>
+          <w:rFonts w:ascii="Times New Roman" w:hAnsi="Times New Roman" w:cs="Times New Roman"/>
           <w:lang w:val="es-CL"/>
         </w:rPr>
         <w:t xml:space="preserve"> Jorquera</w:t>
       </w:r>
       <w:r>
         <w:rPr>
-          <w:rStyle w:val="FootnoteReference"/>
-          <w:sz w:val="22"/>
-          <w:szCs w:val="22"/>
+          <w:rStyle w:val="Refdenotaalpie"/>
+          <w:rFonts w:ascii="Times New Roman" w:hAnsi="Times New Roman" w:cs="Times New Roman"/>
         </w:rPr>
         <w:footnoteReference w:id="3"/>
       </w:r>
       <w:r>
         <w:rPr>
-          <w:sz w:val="22"/>
-          <w:szCs w:val="22"/>
+          <w:rFonts w:ascii="Times New Roman" w:hAnsi="Times New Roman" w:cs="Times New Roman"/>
           <w:lang w:val="es-CL"/>
         </w:rPr>
         <w:t>, Tomás Urzúa</w:t>
       </w:r>
       <w:r>
         <w:rPr>
-          <w:rStyle w:val="FootnoteReference"/>
-          <w:sz w:val="22"/>
-          <w:szCs w:val="22"/>
+          <w:rStyle w:val="Refdenotaalpie"/>
+          <w:rFonts w:ascii="Times New Roman" w:hAnsi="Times New Roman" w:cs="Times New Roman"/>
         </w:rPr>
         <w:footnoteReference w:id="4"/>
       </w:r>
       <w:r>
         <w:rPr>
-          <w:sz w:val="22"/>
-          <w:szCs w:val="22"/>
+          <w:rFonts w:ascii="Times New Roman" w:hAnsi="Times New Roman" w:cs="Times New Roman"/>
           <w:lang w:val="es-CL"/>
         </w:rPr>
         <w:t xml:space="preserve"> and Juan Carlos Castillo</w:t>
       </w:r>
       <w:r>
         <w:rPr>
-          <w:rStyle w:val="FootnoteReference"/>
-          <w:sz w:val="22"/>
-          <w:szCs w:val="22"/>
+          <w:rStyle w:val="Refdenotaalpie"/>
+          <w:rFonts w:ascii="Times New Roman" w:hAnsi="Times New Roman" w:cs="Times New Roman"/>
         </w:rPr>
         <w:footnoteReference w:id="5"/>
       </w:r>
     </w:p>
     <w:p>
       <w:pPr>
-        <w:pStyle w:val="BodyText"/>
-        <w:rPr>
+        <w:pStyle w:val="Textoindependiente"/>
+        <w:rPr>
+          <w:rFonts w:ascii="Times New Roman" w:hAnsi="Times New Roman" w:cs="Times New Roman"/>
           <w:b/>
           <w:bCs/>
           <w:lang w:val="en-GB"/>
@@ -142,6 +147,7 @@
       </w:pPr>
       <w:r>
         <w:rPr>
+          <w:rFonts w:ascii="Times New Roman" w:hAnsi="Times New Roman" w:cs="Times New Roman"/>
           <w:b/>
           <w:bCs/>
           <w:lang w:val="en-GB"/>
@@ -151,64 +157,68 @@
     </w:p>
     <w:p>
       <w:pPr>
-        <w:pStyle w:val="FootnoteText"/>
-        <w:rPr>
-          <w:sz w:val="20"/>
-          <w:szCs w:val="20"/>
+        <w:pStyle w:val="Textonotapie"/>
+        <w:rPr>
+          <w:rFonts w:ascii="Times New Roman" w:hAnsi="Times New Roman" w:cs="Times New Roman"/>
           <w:lang w:val="en-GB"/>
         </w:rPr>
       </w:pPr>
       <w:r>
         <w:rPr>
-          <w:rStyle w:val="FootnoteReference"/>
-          <w:sz w:val="20"/>
-          <w:szCs w:val="20"/>
+          <w:rStyle w:val="Refdenotaalpie"/>
+          <w:rFonts w:ascii="Times New Roman" w:hAnsi="Times New Roman" w:cs="Times New Roman"/>
         </w:rPr>
         <w:footnoteRef/>
       </w:r>
       <w:r>
         <w:rPr>
-          <w:sz w:val="20"/>
-          <w:szCs w:val="20"/>
-        </w:rPr>
-        <w:t xml:space="preserve"> Assistant professor, Psychology Department, University of Chile. </w:t>
+          <w:rFonts w:ascii="Times New Roman" w:hAnsi="Times New Roman" w:cs="Times New Roman"/>
+        </w:rPr>
+        <w:t xml:space="preserve"> Assistant professor, Psychology Department, Universi</w:t>
+      </w:r>
+      <w:r>
+        <w:rPr>
+          <w:rFonts w:ascii="Times New Roman" w:hAnsi="Times New Roman" w:cs="Times New Roman"/>
+        </w:rPr>
+        <w:t>dad de</w:t>
+      </w:r>
+      <w:r>
+        <w:rPr>
+          <w:rFonts w:ascii="Times New Roman" w:hAnsi="Times New Roman" w:cs="Times New Roman"/>
+        </w:rPr>
+        <w:t xml:space="preserve"> Chile. </w:t>
       </w:r>
       <w:hyperlink r:id="rId7" w:history="1">
         <w:r>
           <w:rPr>
-            <w:rStyle w:val="Hyperlink"/>
-            <w:sz w:val="20"/>
-            <w:szCs w:val="20"/>
+            <w:rStyle w:val="Hipervnculo"/>
+            <w:rFonts w:ascii="Times New Roman" w:hAnsi="Times New Roman" w:cs="Times New Roman"/>
           </w:rPr>
           <w:t>danmiranda@uchile.cl</w:t>
         </w:r>
       </w:hyperlink>
       <w:r>
         <w:rPr>
-          <w:sz w:val="20"/>
-          <w:szCs w:val="20"/>
+          <w:rFonts w:ascii="Times New Roman" w:hAnsi="Times New Roman" w:cs="Times New Roman"/>
         </w:rPr>
         <w:t>.</w:t>
       </w:r>
       <w:r>
         <w:rPr>
-          <w:sz w:val="20"/>
-          <w:szCs w:val="20"/>
+          <w:rFonts w:ascii="Times New Roman" w:hAnsi="Times New Roman" w:cs="Times New Roman"/>
         </w:rPr>
         <w:t xml:space="preserve"> ORCID: </w:t>
       </w:r>
       <w:r>
         <w:rPr>
-          <w:sz w:val="20"/>
-          <w:szCs w:val="20"/>
+          <w:rFonts w:ascii="Times New Roman" w:hAnsi="Times New Roman" w:cs="Times New Roman"/>
           <w:lang w:val="en-GB"/>
         </w:rPr>
         <w:t>0000-0002-3143-8502</w:t>
       </w:r>
       <w:r>
         <w:rPr>
-          <w:sz w:val="20"/>
-          <w:szCs w:val="20"/>
+          <w:rFonts w:ascii="Times New Roman" w:hAnsi="Times New Roman" w:cs="Times New Roman"/>
           <w:lang w:val="en-GB"/>
         </w:rPr>
         <w:t>.</w:t>
@@ -216,58 +226,76 @@
     </w:p>
     <w:p>
       <w:pPr>
-        <w:pStyle w:val="FootnoteText"/>
-        <w:rPr>
+        <w:pStyle w:val="Textonotapie"/>
+        <w:rPr>
+          <w:rFonts w:ascii="Times New Roman" w:hAnsi="Times New Roman" w:cs="Times New Roman"/>
           <w:lang w:val="en-GB"/>
         </w:rPr>
       </w:pPr>
       <w:r>
         <w:rPr>
-          <w:rStyle w:val="FootnoteReference"/>
-          <w:sz w:val="20"/>
-          <w:szCs w:val="20"/>
+          <w:rStyle w:val="Refdenotaalpie"/>
+          <w:rFonts w:ascii="Times New Roman" w:hAnsi="Times New Roman" w:cs="Times New Roman"/>
         </w:rPr>
         <w:t>2</w:t>
       </w:r>
       <w:r>
         <w:rPr>
-          <w:sz w:val="20"/>
-          <w:szCs w:val="20"/>
-        </w:rPr>
-        <w:t xml:space="preserve"> Bsc (c) Sociology, Sociology Department, University of Chile. </w:t>
+          <w:rFonts w:ascii="Times New Roman" w:hAnsi="Times New Roman" w:cs="Times New Roman"/>
+        </w:rPr>
+        <w:t xml:space="preserve"> </w:t>
+      </w:r>
+      <w:proofErr w:type="spellStart"/>
+      <w:r>
+        <w:rPr>
+          <w:rFonts w:ascii="Times New Roman" w:hAnsi="Times New Roman" w:cs="Times New Roman"/>
+        </w:rPr>
+        <w:t>Bsc</w:t>
+      </w:r>
+      <w:proofErr w:type="spellEnd"/>
+      <w:r>
+        <w:rPr>
+          <w:rFonts w:ascii="Times New Roman" w:hAnsi="Times New Roman" w:cs="Times New Roman"/>
+        </w:rPr>
+        <w:t xml:space="preserve"> (c) Sociology, Sociology Department, Universi</w:t>
+      </w:r>
+      <w:r>
+        <w:rPr>
+          <w:rFonts w:ascii="Times New Roman" w:hAnsi="Times New Roman" w:cs="Times New Roman"/>
+        </w:rPr>
+        <w:t>dad de</w:t>
+      </w:r>
+      <w:r>
+        <w:rPr>
+          <w:rFonts w:ascii="Times New Roman" w:hAnsi="Times New Roman" w:cs="Times New Roman"/>
+        </w:rPr>
+        <w:t xml:space="preserve"> Chile. </w:t>
       </w:r>
       <w:hyperlink r:id="rId8">
         <w:r>
           <w:rPr>
-            <w:rStyle w:val="Hyperlink"/>
-            <w:sz w:val="20"/>
-            <w:szCs w:val="20"/>
+            <w:rStyle w:val="Hipervnculo"/>
+            <w:rFonts w:ascii="Times New Roman" w:hAnsi="Times New Roman" w:cs="Times New Roman"/>
           </w:rPr>
           <w:t>ismael.aguayo@ug.uchile.cl</w:t>
         </w:r>
       </w:hyperlink>
       <w:r>
-        <w:t xml:space="preserve">. </w:t>
-      </w:r>
-      <w:r>
-        <w:rPr>
-          <w:sz w:val="20"/>
-          <w:szCs w:val="20"/>
-        </w:rPr>
-        <w:t xml:space="preserve">ORCID: </w:t>
-      </w:r>
-      <w:r>
-        <w:rPr>
-          <w:sz w:val="20"/>
-          <w:szCs w:val="20"/>
+        <w:rPr>
+          <w:rFonts w:ascii="Times New Roman" w:hAnsi="Times New Roman" w:cs="Times New Roman"/>
+        </w:rPr>
+        <w:t xml:space="preserve">. ORCID: </w:t>
+      </w:r>
+      <w:r>
+        <w:rPr>
+          <w:rFonts w:ascii="Times New Roman" w:hAnsi="Times New Roman" w:cs="Times New Roman"/>
           <w:lang w:val="en-GB"/>
         </w:rPr>
         <w:t>0009-0002-4056-8242</w:t>
       </w:r>
       <w:r>
         <w:rPr>
-          <w:sz w:val="20"/>
-          <w:szCs w:val="20"/>
+          <w:rFonts w:ascii="Times New Roman" w:hAnsi="Times New Roman" w:cs="Times New Roman"/>
           <w:lang w:val="en-GB"/>
         </w:rPr>
         <w:t>.</w:t>
@@ -275,209 +303,222 @@
     </w:p>
     <w:p>
       <w:pPr>
-        <w:pStyle w:val="FootnoteText"/>
-        <w:rPr>
-          <w:sz w:val="20"/>
-          <w:szCs w:val="20"/>
-        </w:rPr>
-      </w:pPr>
-      <w:r>
-        <w:rPr>
-          <w:rStyle w:val="FootnoteReference"/>
-          <w:sz w:val="20"/>
-          <w:szCs w:val="20"/>
+        <w:pStyle w:val="Textonotapie"/>
+        <w:rPr>
+          <w:rFonts w:ascii="Times New Roman" w:hAnsi="Times New Roman" w:cs="Times New Roman"/>
+        </w:rPr>
+      </w:pPr>
+      <w:r>
+        <w:rPr>
+          <w:rStyle w:val="Refdenotaalpie"/>
+          <w:rFonts w:ascii="Times New Roman" w:hAnsi="Times New Roman" w:cs="Times New Roman"/>
         </w:rPr>
         <w:t>3</w:t>
       </w:r>
       <w:r>
         <w:rPr>
-          <w:sz w:val="20"/>
-          <w:szCs w:val="20"/>
-        </w:rPr>
-        <w:t xml:space="preserve"> Msc (c) Political Science, Faculty of Government, University of Chile. </w:t>
+          <w:rFonts w:ascii="Times New Roman" w:hAnsi="Times New Roman" w:cs="Times New Roman"/>
+        </w:rPr>
+        <w:t xml:space="preserve"> </w:t>
+      </w:r>
+      <w:proofErr w:type="spellStart"/>
+      <w:r>
+        <w:rPr>
+          <w:rFonts w:ascii="Times New Roman" w:hAnsi="Times New Roman" w:cs="Times New Roman"/>
+        </w:rPr>
+        <w:t>Msc</w:t>
+      </w:r>
+      <w:proofErr w:type="spellEnd"/>
+      <w:r>
+        <w:rPr>
+          <w:rFonts w:ascii="Times New Roman" w:hAnsi="Times New Roman" w:cs="Times New Roman"/>
+        </w:rPr>
+        <w:t xml:space="preserve"> (c) Political Science, Faculty of Government, Universi</w:t>
+      </w:r>
+      <w:r>
+        <w:rPr>
+          <w:rFonts w:ascii="Times New Roman" w:hAnsi="Times New Roman" w:cs="Times New Roman"/>
+        </w:rPr>
+        <w:t>dad de</w:t>
+      </w:r>
+      <w:r>
+        <w:rPr>
+          <w:rFonts w:ascii="Times New Roman" w:hAnsi="Times New Roman" w:cs="Times New Roman"/>
+        </w:rPr>
+        <w:t xml:space="preserve"> Chile. </w:t>
       </w:r>
       <w:hyperlink r:id="rId9">
         <w:r>
           <w:rPr>
-            <w:rStyle w:val="Hyperlink"/>
-            <w:sz w:val="20"/>
-            <w:szCs w:val="20"/>
+            <w:rStyle w:val="Hipervnculo"/>
+            <w:rFonts w:ascii="Times New Roman" w:hAnsi="Times New Roman" w:cs="Times New Roman"/>
           </w:rPr>
           <w:t>nicolas.tobar@ug.uchile.cl.</w:t>
         </w:r>
       </w:hyperlink>
       <w:r>
-        <w:t xml:space="preserve"> </w:t>
-      </w:r>
-      <w:r>
-        <w:rPr>
-          <w:sz w:val="20"/>
-          <w:szCs w:val="20"/>
-        </w:rPr>
-        <w:t>ORCID:</w:t>
-      </w:r>
-      <w:r>
-        <w:rPr>
-          <w:sz w:val="20"/>
-          <w:szCs w:val="20"/>
-        </w:rPr>
-        <w:t xml:space="preserve"> </w:t>
-      </w:r>
-      <w:r>
-        <w:rPr>
-          <w:sz w:val="20"/>
-          <w:szCs w:val="20"/>
-        </w:rPr>
-        <w:t>0000-0001-6762-0667</w:t>
-      </w:r>
-      <w:r>
-        <w:rPr>
-          <w:sz w:val="20"/>
-          <w:szCs w:val="20"/>
+        <w:rPr>
+          <w:rFonts w:ascii="Times New Roman" w:hAnsi="Times New Roman" w:cs="Times New Roman"/>
+        </w:rPr>
+        <w:t xml:space="preserve"> ORCID:</w:t>
+      </w:r>
+      <w:r>
+        <w:rPr>
+          <w:rFonts w:ascii="Times New Roman" w:hAnsi="Times New Roman" w:cs="Times New Roman"/>
+        </w:rPr>
+        <w:t xml:space="preserve"> 0000-0001-6762-0667</w:t>
+      </w:r>
+      <w:r>
+        <w:rPr>
+          <w:rFonts w:ascii="Times New Roman" w:hAnsi="Times New Roman" w:cs="Times New Roman"/>
         </w:rPr>
         <w:t>.</w:t>
       </w:r>
     </w:p>
     <w:p>
       <w:pPr>
-        <w:pStyle w:val="FootnoteText"/>
-        <w:rPr>
-          <w:sz w:val="20"/>
-          <w:szCs w:val="20"/>
-        </w:rPr>
-      </w:pPr>
-      <w:r>
-        <w:rPr>
-          <w:rStyle w:val="FootnoteReference"/>
-          <w:sz w:val="20"/>
-          <w:szCs w:val="20"/>
+        <w:pStyle w:val="Textonotapie"/>
+        <w:rPr>
+          <w:rFonts w:ascii="Times New Roman" w:hAnsi="Times New Roman" w:cs="Times New Roman"/>
+        </w:rPr>
+      </w:pPr>
+      <w:r>
+        <w:rPr>
+          <w:rStyle w:val="Refdenotaalpie"/>
+          <w:rFonts w:ascii="Times New Roman" w:hAnsi="Times New Roman" w:cs="Times New Roman"/>
         </w:rPr>
         <w:t>4</w:t>
       </w:r>
       <w:r>
         <w:rPr>
-          <w:sz w:val="20"/>
-          <w:szCs w:val="20"/>
-        </w:rPr>
-        <w:t xml:space="preserve"> Msc (c) Social Sciences, Sociology Department, University of Chile. </w:t>
+          <w:rFonts w:ascii="Times New Roman" w:hAnsi="Times New Roman" w:cs="Times New Roman"/>
+        </w:rPr>
+        <w:t xml:space="preserve"> </w:t>
+      </w:r>
+      <w:proofErr w:type="spellStart"/>
+      <w:r>
+        <w:rPr>
+          <w:rFonts w:ascii="Times New Roman" w:hAnsi="Times New Roman" w:cs="Times New Roman"/>
+        </w:rPr>
+        <w:t>Msc</w:t>
+      </w:r>
+      <w:proofErr w:type="spellEnd"/>
+      <w:r>
+        <w:rPr>
+          <w:rFonts w:ascii="Times New Roman" w:hAnsi="Times New Roman" w:cs="Times New Roman"/>
+        </w:rPr>
+        <w:t xml:space="preserve"> (c) Social Sciences, Sociology Department, Universi</w:t>
+      </w:r>
+      <w:r>
+        <w:rPr>
+          <w:rFonts w:ascii="Times New Roman" w:hAnsi="Times New Roman" w:cs="Times New Roman"/>
+        </w:rPr>
+        <w:t xml:space="preserve">dad de </w:t>
+      </w:r>
+      <w:r>
+        <w:rPr>
+          <w:rFonts w:ascii="Times New Roman" w:hAnsi="Times New Roman" w:cs="Times New Roman"/>
+        </w:rPr>
+        <w:t xml:space="preserve">Chile. </w:t>
       </w:r>
       <w:hyperlink r:id="rId10">
         <w:r>
           <w:rPr>
-            <w:rStyle w:val="Hyperlink"/>
-            <w:sz w:val="20"/>
-            <w:szCs w:val="20"/>
+            <w:rStyle w:val="Hipervnculo"/>
+            <w:rFonts w:ascii="Times New Roman" w:hAnsi="Times New Roman" w:cs="Times New Roman"/>
           </w:rPr>
           <w:t>tomas.urzua@ug.uchile.cl</w:t>
         </w:r>
       </w:hyperlink>
       <w:r>
-        <w:t xml:space="preserve">. </w:t>
-      </w:r>
-      <w:r>
-        <w:rPr>
-          <w:sz w:val="20"/>
-          <w:szCs w:val="20"/>
-        </w:rPr>
-        <w:t>ORCID:</w:t>
-      </w:r>
-      <w:r>
-        <w:rPr>
-          <w:sz w:val="20"/>
-          <w:szCs w:val="20"/>
-        </w:rPr>
-        <w:t xml:space="preserve"> </w:t>
-      </w:r>
-      <w:r>
-        <w:rPr>
-          <w:sz w:val="20"/>
-          <w:szCs w:val="20"/>
-        </w:rPr>
-        <w:t>0009-0008-3167-6819</w:t>
+        <w:rPr>
+          <w:rFonts w:ascii="Times New Roman" w:hAnsi="Times New Roman" w:cs="Times New Roman"/>
+        </w:rPr>
+        <w:t>. ORCID:</w:t>
+      </w:r>
+      <w:r>
+        <w:rPr>
+          <w:rFonts w:ascii="Times New Roman" w:hAnsi="Times New Roman" w:cs="Times New Roman"/>
+        </w:rPr>
+        <w:t xml:space="preserve"> 0009-0008-3167-6819</w:t>
       </w:r>
     </w:p>
     <w:p>
       <w:pPr>
-        <w:pStyle w:val="FootnoteText"/>
-        <w:rPr>
-          <w:sz w:val="20"/>
-          <w:szCs w:val="20"/>
+        <w:pStyle w:val="Textonotapie"/>
+        <w:rPr>
+          <w:rFonts w:ascii="Times New Roman" w:hAnsi="Times New Roman" w:cs="Times New Roman"/>
           <w:lang w:val="en-GB"/>
         </w:rPr>
       </w:pPr>
       <w:r>
         <w:rPr>
-          <w:rStyle w:val="FootnoteReference"/>
-          <w:sz w:val="20"/>
-          <w:szCs w:val="20"/>
+          <w:rStyle w:val="Refdenotaalpie"/>
+          <w:rFonts w:ascii="Times New Roman" w:hAnsi="Times New Roman" w:cs="Times New Roman"/>
         </w:rPr>
         <w:t>5</w:t>
       </w:r>
       <w:r>
         <w:rPr>
-          <w:sz w:val="20"/>
-          <w:szCs w:val="20"/>
-        </w:rPr>
-        <w:t xml:space="preserve"> Full professor, Sociology Department, University of Chile. </w:t>
+          <w:rFonts w:ascii="Times New Roman" w:hAnsi="Times New Roman" w:cs="Times New Roman"/>
+        </w:rPr>
+        <w:t xml:space="preserve"> Full professor, Sociology Department, Universi</w:t>
+      </w:r>
+      <w:r>
+        <w:rPr>
+          <w:rFonts w:ascii="Times New Roman" w:hAnsi="Times New Roman" w:cs="Times New Roman"/>
+        </w:rPr>
+        <w:t>dad de</w:t>
+      </w:r>
+      <w:r>
+        <w:rPr>
+          <w:rFonts w:ascii="Times New Roman" w:hAnsi="Times New Roman" w:cs="Times New Roman"/>
+        </w:rPr>
+        <w:t xml:space="preserve"> Chile. </w:t>
       </w:r>
       <w:hyperlink r:id="rId11">
         <w:r>
           <w:rPr>
-            <w:rStyle w:val="Hyperlink"/>
-            <w:sz w:val="20"/>
-            <w:szCs w:val="20"/>
+            <w:rStyle w:val="Hipervnculo"/>
+            <w:rFonts w:ascii="Times New Roman" w:hAnsi="Times New Roman" w:cs="Times New Roman"/>
           </w:rPr>
           <w:t>juancastillov@uchile.cl</w:t>
         </w:r>
       </w:hyperlink>
       <w:r>
         <w:rPr>
-          <w:sz w:val="20"/>
-          <w:szCs w:val="20"/>
+          <w:rFonts w:ascii="Times New Roman" w:hAnsi="Times New Roman" w:cs="Times New Roman"/>
         </w:rPr>
         <w:t xml:space="preserve"> - </w:t>
       </w:r>
       <w:hyperlink r:id="rId12">
         <w:r>
           <w:rPr>
-            <w:rStyle w:val="Hyperlink"/>
-            <w:sz w:val="20"/>
-            <w:szCs w:val="20"/>
+            <w:rStyle w:val="Hipervnculo"/>
+            <w:rFonts w:ascii="Times New Roman" w:hAnsi="Times New Roman" w:cs="Times New Roman"/>
           </w:rPr>
           <w:t>jc-castillo.com</w:t>
         </w:r>
       </w:hyperlink>
       <w:r>
-        <w:t xml:space="preserve"> </w:t>
-      </w:r>
-      <w:r>
-        <w:rPr>
-          <w:sz w:val="20"/>
-          <w:szCs w:val="20"/>
-        </w:rPr>
-        <w:t xml:space="preserve">ORCID: </w:t>
-      </w:r>
-      <w:r>
-        <w:rPr>
-          <w:sz w:val="20"/>
-          <w:szCs w:val="20"/>
+        <w:rPr>
+          <w:rFonts w:ascii="Times New Roman" w:hAnsi="Times New Roman" w:cs="Times New Roman"/>
+        </w:rPr>
+        <w:t xml:space="preserve"> ORCID: </w:t>
+      </w:r>
+      <w:r>
+        <w:rPr>
+          <w:rFonts w:ascii="Times New Roman" w:hAnsi="Times New Roman" w:cs="Times New Roman"/>
           <w:lang w:val="en-GB"/>
         </w:rPr>
-        <w:t>0000-0003-1265-7854</w:t>
-      </w:r>
-      <w:r>
-        <w:rPr>
-          <w:sz w:val="20"/>
-          <w:szCs w:val="20"/>
-          <w:lang w:val="en-GB"/>
-        </w:rPr>
-        <w:t>.</w:t>
+        <w:t>0000-0003-1265-7854.</w:t>
       </w:r>
     </w:p>
     <w:p>
       <w:pPr>
-        <w:pStyle w:val="BodyText"/>
-        <w:rPr>
+        <w:pStyle w:val="Textoindependiente"/>
+        <w:rPr>
+          <w:rFonts w:ascii="Times New Roman" w:hAnsi="Times New Roman" w:cs="Times New Roman"/>
           <w:b/>
           <w:bCs/>
           <w:lang w:val="en-GB"/>
@@ -485,6 +526,7 @@
       </w:pPr>
       <w:r>
         <w:rPr>
+          <w:rFonts w:ascii="Times New Roman" w:hAnsi="Times New Roman" w:cs="Times New Roman"/>
           <w:b/>
           <w:bCs/>
           <w:lang w:val="en-GB"/>
@@ -494,118 +536,125 @@
     </w:p>
     <w:p>
       <w:pPr>
-        <w:pStyle w:val="BodyText"/>
-        <w:rPr>
+        <w:pStyle w:val="Textoindependiente"/>
+        <w:rPr>
+          <w:rFonts w:ascii="Times New Roman" w:hAnsi="Times New Roman" w:cs="Times New Roman"/>
           <w:i/>
           <w:iCs/>
-          <w:sz w:val="22"/>
-          <w:szCs w:val="22"/>
-        </w:rPr>
-      </w:pPr>
-      <w:r>
-        <w:rPr>
+        </w:rPr>
+      </w:pPr>
+      <w:r>
+        <w:rPr>
+          <w:rFonts w:ascii="Times New Roman" w:hAnsi="Times New Roman" w:cs="Times New Roman"/>
           <w:i/>
           <w:iCs/>
-          <w:sz w:val="22"/>
-          <w:szCs w:val="22"/>
         </w:rPr>
         <w:t xml:space="preserve">This </w:t>
       </w:r>
       <w:r>
         <w:rPr>
+          <w:rFonts w:ascii="Times New Roman" w:hAnsi="Times New Roman" w:cs="Times New Roman"/>
           <w:i/>
           <w:iCs/>
-          <w:sz w:val="22"/>
-          <w:szCs w:val="22"/>
         </w:rPr>
         <w:t>study</w:t>
       </w:r>
       <w:r>
         <w:rPr>
+          <w:rFonts w:ascii="Times New Roman" w:hAnsi="Times New Roman" w:cs="Times New Roman"/>
           <w:i/>
           <w:iCs/>
-          <w:sz w:val="22"/>
-          <w:szCs w:val="22"/>
-        </w:rPr>
-        <w:t xml:space="preserve"> was supported by the Millenium Nucleus </w:t>
-      </w:r>
-      <w:r>
-        <w:rPr>
+        </w:rPr>
+        <w:t xml:space="preserve"> was supported by the </w:t>
+      </w:r>
+      <w:proofErr w:type="spellStart"/>
+      <w:r>
+        <w:rPr>
+          <w:rFonts w:ascii="Times New Roman" w:hAnsi="Times New Roman" w:cs="Times New Roman"/>
           <w:i/>
           <w:iCs/>
-          <w:sz w:val="22"/>
-          <w:szCs w:val="22"/>
-        </w:rPr>
-        <w:t xml:space="preserve">of </w:t>
-      </w:r>
-      <w:r>
-        <w:rPr>
+        </w:rPr>
+        <w:t>Millenium</w:t>
+      </w:r>
+      <w:proofErr w:type="spellEnd"/>
+      <w:r>
+        <w:rPr>
+          <w:rFonts w:ascii="Times New Roman" w:hAnsi="Times New Roman" w:cs="Times New Roman"/>
           <w:i/>
           <w:iCs/>
-          <w:sz w:val="22"/>
-          <w:szCs w:val="22"/>
-        </w:rPr>
-        <w:t>Digital Inequalities</w:t>
-      </w:r>
-      <w:r>
-        <w:rPr>
+        </w:rPr>
+        <w:t xml:space="preserve"> Nucleus </w:t>
+      </w:r>
+      <w:r>
+        <w:rPr>
+          <w:rFonts w:ascii="Times New Roman" w:hAnsi="Times New Roman" w:cs="Times New Roman"/>
           <w:i/>
           <w:iCs/>
-          <w:sz w:val="22"/>
-          <w:szCs w:val="22"/>
-        </w:rPr>
-        <w:t xml:space="preserve"> and </w:t>
-      </w:r>
-      <w:r>
-        <w:rPr>
+        </w:rPr>
+        <w:t xml:space="preserve">of </w:t>
+      </w:r>
+      <w:r>
+        <w:rPr>
+          <w:rFonts w:ascii="Times New Roman" w:hAnsi="Times New Roman" w:cs="Times New Roman"/>
           <w:i/>
           <w:iCs/>
-          <w:sz w:val="22"/>
-          <w:szCs w:val="22"/>
-        </w:rPr>
-        <w:t>Opportunities</w:t>
-      </w:r>
-      <w:r>
-        <w:rPr>
+        </w:rPr>
+        <w:t>Digital Inequalities</w:t>
+      </w:r>
+      <w:r>
+        <w:rPr>
+          <w:rFonts w:ascii="Times New Roman" w:hAnsi="Times New Roman" w:cs="Times New Roman"/>
           <w:i/>
           <w:iCs/>
-          <w:sz w:val="22"/>
-          <w:szCs w:val="22"/>
-        </w:rPr>
-        <w:t xml:space="preserve"> (NUDOS)</w:t>
-      </w:r>
-      <w:r>
-        <w:rPr>
+        </w:rPr>
+        <w:t xml:space="preserve"> and </w:t>
+      </w:r>
+      <w:r>
+        <w:rPr>
+          <w:rFonts w:ascii="Times New Roman" w:hAnsi="Times New Roman" w:cs="Times New Roman"/>
           <w:i/>
           <w:iCs/>
-          <w:sz w:val="22"/>
-          <w:szCs w:val="22"/>
-        </w:rPr>
-        <w:t xml:space="preserve"> [</w:t>
-      </w:r>
-      <w:r>
-        <w:rPr>
+        </w:rPr>
+        <w:t>Opportunities</w:t>
+      </w:r>
+      <w:r>
+        <w:rPr>
+          <w:rFonts w:ascii="Times New Roman" w:hAnsi="Times New Roman" w:cs="Times New Roman"/>
           <w:i/>
           <w:iCs/>
-          <w:sz w:val="22"/>
-          <w:szCs w:val="22"/>
-        </w:rPr>
-        <w:t xml:space="preserve">NCS2022_046]. We acknowledge the support of all the research </w:t>
-      </w:r>
-      <w:r>
-        <w:rPr>
+        </w:rPr>
+        <w:t xml:space="preserve"> (NUDOS)</w:t>
+      </w:r>
+      <w:r>
+        <w:rPr>
+          <w:rFonts w:ascii="Times New Roman" w:hAnsi="Times New Roman" w:cs="Times New Roman"/>
           <w:i/>
           <w:iCs/>
-          <w:sz w:val="22"/>
-          <w:szCs w:val="22"/>
+        </w:rPr>
+        <w:t xml:space="preserve"> [</w:t>
+      </w:r>
+      <w:r>
+        <w:rPr>
+          <w:rFonts w:ascii="Times New Roman" w:hAnsi="Times New Roman" w:cs="Times New Roman"/>
+          <w:i/>
+          <w:iCs/>
+        </w:rPr>
+        <w:t xml:space="preserve">NCS2022_046]. We acknowledge the support of all the research </w:t>
+      </w:r>
+      <w:r>
+        <w:rPr>
+          <w:rFonts w:ascii="Times New Roman" w:hAnsi="Times New Roman" w:cs="Times New Roman"/>
+          <w:i/>
+          <w:iCs/>
         </w:rPr>
         <w:t>team during this three-year period of work.</w:t>
       </w:r>
     </w:p>
     <w:p>
       <w:pPr>
-        <w:pStyle w:val="BodyText"/>
-        <w:rPr>
+        <w:pStyle w:val="Textoindependiente"/>
+        <w:rPr>
+          <w:rFonts w:ascii="Times New Roman" w:hAnsi="Times New Roman" w:cs="Times New Roman"/>
           <w:b/>
           <w:bCs/>
           <w:lang w:val="en-GB"/>
@@ -613,6 +662,7 @@
       </w:pPr>
       <w:r>
         <w:rPr>
+          <w:rFonts w:ascii="Times New Roman" w:hAnsi="Times New Roman" w:cs="Times New Roman"/>
           <w:b/>
           <w:bCs/>
           <w:lang w:val="en-GB"/>
@@ -622,29 +672,29 @@
     </w:p>
     <w:p>
       <w:pPr>
-        <w:pStyle w:val="BodyText"/>
-        <w:rPr>
-          <w:sz w:val="22"/>
-          <w:szCs w:val="22"/>
-          <w:lang w:val="en-GB"/>
-        </w:rPr>
-      </w:pPr>
+        <w:pStyle w:val="Textoindependiente"/>
+        <w:rPr>
+          <w:rFonts w:ascii="Times New Roman" w:hAnsi="Times New Roman" w:cs="Times New Roman"/>
+        </w:rPr>
+      </w:pPr>
+      <w:r>
+        <w:rPr>
+          <w:rFonts w:ascii="Times New Roman" w:hAnsi="Times New Roman" w:cs="Times New Roman"/>
+        </w:rPr>
+        <w:t xml:space="preserve">Juan Carlos Castillo: </w:t>
+      </w:r>
       <w:hyperlink r:id="rId13" w:history="1">
         <w:r>
           <w:rPr>
-            <w:rStyle w:val="Hyperlink"/>
-            <w:sz w:val="22"/>
-            <w:szCs w:val="22"/>
-            <w:lang w:val="en-GB"/>
+            <w:rStyle w:val="Hipervnculo"/>
+            <w:rFonts w:ascii="Times New Roman" w:hAnsi="Times New Roman" w:cs="Times New Roman"/>
           </w:rPr>
-          <w:t>danmiranda@uchile.cl</w:t>
+          <w:t>juancastillov@uchile.cl</w:t>
         </w:r>
       </w:hyperlink>
       <w:r>
         <w:rPr>
-          <w:sz w:val="22"/>
-          <w:szCs w:val="22"/>
-          <w:lang w:val="en-GB"/>
+          <w:rFonts w:ascii="Times New Roman" w:hAnsi="Times New Roman" w:cs="Times New Roman"/>
         </w:rPr>
         <w:t xml:space="preserve"> </w:t>
       </w:r>
@@ -660,7 +710,7 @@
 </file>
 
 <file path=word/endnotes.xml><?xml version="1.0" encoding="utf-8"?>
-<w:endnotes xmlns:wpc="http://schemas.microsoft.com/office/word/2010/wordprocessingCanvas" xmlns:cx="http://schemas.microsoft.com/office/drawing/2014/chartex" xmlns:cx1="http://schemas.microsoft.com/office/drawing/2015/9/8/chartex" xmlns:cx2="http://schemas.microsoft.com/office/drawing/2015/10/21/chartex" xmlns:cx3="http://schemas.microsoft.com/office/drawing/2016/5/9/chartex" xmlns:cx4="http://schemas.microsoft.com/office/drawing/2016/5/10/chartex" xmlns:cx5="http://schemas.microsoft.com/office/drawing/2016/5/11/chartex" xmlns:cx6="http://schemas.microsoft.com/office/drawing/2016/5/12/chartex" xmlns:cx7="http://schemas.microsoft.com/office/drawing/2016/5/13/chartex" xmlns:cx8="http://schemas.microsoft.com/office/drawing/2016/5/14/chartex" xmlns:mc="http://schemas.openxmlformats.org/markup-compatibility/2006" xmlns:aink="http://schemas.microsoft.com/office/drawing/2016/ink" xmlns:am3d="http://schemas.microsoft.com/office/drawing/2017/model3d" xmlns:o="urn:schemas-microsoft-com:office:office" xmlns:oel="http://schemas.microsoft.com/office/2019/extlst" xmlns:r="http://schemas.openxmlformats.org/officeDocument/2006/relationships" xmlns:m="http://schemas.openxmlformats.org/officeDocument/2006/math" xmlns:v="urn:schemas-microsoft-com:vml" xmlns:wp14="http://schemas.microsoft.com/office/word/2010/wordprocessingDrawing" xmlns:wp="http://schemas.openxmlformats.org/drawingml/2006/wordprocessingDrawing" xmlns:w10="urn:schemas-microsoft-com:office:word" xmlns:w="http://schemas.openxmlformats.org/wordprocessingml/2006/main" xmlns:w14="http://schemas.microsoft.com/office/word/2010/wordml" xmlns:w15="http://schemas.microsoft.com/office/word/2012/wordml" xmlns:w16cex="http://schemas.microsoft.com/office/word/2018/wordml/cex" xmlns:w16cid="http://schemas.microsoft.com/office/word/2016/wordml/cid" xmlns:w16="http://schemas.microsoft.com/office/word/2018/wordml" xmlns:w16du="http://schemas.microsoft.com/office/word/2023/wordml/word16du" xmlns:w16sdtdh="http://schemas.microsoft.com/office/word/2020/wordml/sdtdatahash" xmlns:w16sdtfl="http://schemas.microsoft.com/office/word/2024/wordml/sdtformatlock" xmlns:w16se="http://schemas.microsoft.com/office/word/2015/wordml/symex" xmlns:wpg="http://schemas.microsoft.com/office/word/2010/wordprocessingGroup" xmlns:wpi="http://schemas.microsoft.com/office/word/2010/wordprocessingInk" xmlns:wne="http://schemas.microsoft.com/office/word/2006/wordml" xmlns:wps="http://schemas.microsoft.com/office/word/2010/wordprocessingShape" mc:Ignorable="w14 w15 w16se w16cid w16 w16cex w16sdtdh w16sdtfl w16du wp14">
+<w:endnotes xmlns:wpc="http://schemas.microsoft.com/office/word/2010/wordprocessingCanvas" xmlns:cx="http://schemas.microsoft.com/office/drawing/2014/chartex" xmlns:cx1="http://schemas.microsoft.com/office/drawing/2015/9/8/chartex" xmlns:cx2="http://schemas.microsoft.com/office/drawing/2015/10/21/chartex" xmlns:cx3="http://schemas.microsoft.com/office/drawing/2016/5/9/chartex" xmlns:cx4="http://schemas.microsoft.com/office/drawing/2016/5/10/chartex" xmlns:cx5="http://schemas.microsoft.com/office/drawing/2016/5/11/chartex" xmlns:cx6="http://schemas.microsoft.com/office/drawing/2016/5/12/chartex" xmlns:cx7="http://schemas.microsoft.com/office/drawing/2016/5/13/chartex" xmlns:cx8="http://schemas.microsoft.com/office/drawing/2016/5/14/chartex" xmlns:mc="http://schemas.openxmlformats.org/markup-compatibility/2006" xmlns:aink="http://schemas.microsoft.com/office/drawing/2016/ink" xmlns:am3d="http://schemas.microsoft.com/office/drawing/2017/model3d" xmlns:o="urn:schemas-microsoft-com:office:office" xmlns:oel="http://schemas.microsoft.com/office/2019/extlst" xmlns:r="http://schemas.openxmlformats.org/officeDocument/2006/relationships" xmlns:m="http://schemas.openxmlformats.org/officeDocument/2006/math" xmlns:v="urn:schemas-microsoft-com:vml" xmlns:wp14="http://schemas.microsoft.com/office/word/2010/wordprocessingDrawing" xmlns:wp="http://schemas.openxmlformats.org/drawingml/2006/wordprocessingDrawing" xmlns:w10="urn:schemas-microsoft-com:office:word" xmlns:w="http://schemas.openxmlformats.org/wordprocessingml/2006/main" xmlns:w14="http://schemas.microsoft.com/office/word/2010/wordml" xmlns:w15="http://schemas.microsoft.com/office/word/2012/wordml" xmlns:w16cex="http://schemas.microsoft.com/office/word/2018/wordml/cex" xmlns:w16cid="http://schemas.microsoft.com/office/word/2016/wordml/cid" xmlns:w16="http://schemas.microsoft.com/office/word/2018/wordml" xmlns:w16sdtdh="http://schemas.microsoft.com/office/word/2020/wordml/sdtdatahash" xmlns:w16se="http://schemas.microsoft.com/office/word/2015/wordml/symex" xmlns:wpg="http://schemas.microsoft.com/office/word/2010/wordprocessingGroup" xmlns:wpi="http://schemas.microsoft.com/office/word/2010/wordprocessingInk" xmlns:wne="http://schemas.microsoft.com/office/word/2006/wordml" xmlns:wps="http://schemas.microsoft.com/office/word/2010/wordprocessingShape" mc:Ignorable="w14 w15 w16se w16cid w16 w16cex w16sdtdh wp14">
   <w:endnote w:type="separator" w:id="-1">
     <w:p>
       <w:pPr>
@@ -685,7 +735,7 @@
 </file>
 
 <file path=word/footnotes.xml><?xml version="1.0" encoding="utf-8"?>
-<w:footnotes xmlns:wpc="http://schemas.microsoft.com/office/word/2010/wordprocessingCanvas" xmlns:cx="http://schemas.microsoft.com/office/drawing/2014/chartex" xmlns:cx1="http://schemas.microsoft.com/office/drawing/2015/9/8/chartex" xmlns:cx2="http://schemas.microsoft.com/office/drawing/2015/10/21/chartex" xmlns:cx3="http://schemas.microsoft.com/office/drawing/2016/5/9/chartex" xmlns:cx4="http://schemas.microsoft.com/office/drawing/2016/5/10/chartex" xmlns:cx5="http://schemas.microsoft.com/office/drawing/2016/5/11/chartex" xmlns:cx6="http://schemas.microsoft.com/office/drawing/2016/5/12/chartex" xmlns:cx7="http://schemas.microsoft.com/office/drawing/2016/5/13/chartex" xmlns:cx8="http://schemas.microsoft.com/office/drawing/2016/5/14/chartex" xmlns:mc="http://schemas.openxmlformats.org/markup-compatibility/2006" xmlns:aink="http://schemas.microsoft.com/office/drawing/2016/ink" xmlns:am3d="http://schemas.microsoft.com/office/drawing/2017/model3d" xmlns:o="urn:schemas-microsoft-com:office:office" xmlns:oel="http://schemas.microsoft.com/office/2019/extlst" xmlns:r="http://schemas.openxmlformats.org/officeDocument/2006/relationships" xmlns:m="http://schemas.openxmlformats.org/officeDocument/2006/math" xmlns:v="urn:schemas-microsoft-com:vml" xmlns:wp14="http://schemas.microsoft.com/office/word/2010/wordprocessingDrawing" xmlns:wp="http://schemas.openxmlformats.org/drawingml/2006/wordprocessingDrawing" xmlns:w10="urn:schemas-microsoft-com:office:word" xmlns:w="http://schemas.openxmlformats.org/wordprocessingml/2006/main" xmlns:w14="http://schemas.microsoft.com/office/word/2010/wordml" xmlns:w15="http://schemas.microsoft.com/office/word/2012/wordml" xmlns:w16cex="http://schemas.microsoft.com/office/word/2018/wordml/cex" xmlns:w16cid="http://schemas.microsoft.com/office/word/2016/wordml/cid" xmlns:w16="http://schemas.microsoft.com/office/word/2018/wordml" xmlns:w16du="http://schemas.microsoft.com/office/word/2023/wordml/word16du" xmlns:w16sdtdh="http://schemas.microsoft.com/office/word/2020/wordml/sdtdatahash" xmlns:w16sdtfl="http://schemas.microsoft.com/office/word/2024/wordml/sdtformatlock" xmlns:w16se="http://schemas.microsoft.com/office/word/2015/wordml/symex" xmlns:wpg="http://schemas.microsoft.com/office/word/2010/wordprocessingGroup" xmlns:wpi="http://schemas.microsoft.com/office/word/2010/wordprocessingInk" xmlns:wne="http://schemas.microsoft.com/office/word/2006/wordml" xmlns:wps="http://schemas.microsoft.com/office/word/2010/wordprocessingShape" mc:Ignorable="w14 w15 w16se w16cid w16 w16cex w16sdtdh w16sdtfl w16du wp14">
+<w:footnotes xmlns:wpc="http://schemas.microsoft.com/office/word/2010/wordprocessingCanvas" xmlns:cx="http://schemas.microsoft.com/office/drawing/2014/chartex" xmlns:cx1="http://schemas.microsoft.com/office/drawing/2015/9/8/chartex" xmlns:cx2="http://schemas.microsoft.com/office/drawing/2015/10/21/chartex" xmlns:cx3="http://schemas.microsoft.com/office/drawing/2016/5/9/chartex" xmlns:cx4="http://schemas.microsoft.com/office/drawing/2016/5/10/chartex" xmlns:cx5="http://schemas.microsoft.com/office/drawing/2016/5/11/chartex" xmlns:cx6="http://schemas.microsoft.com/office/drawing/2016/5/12/chartex" xmlns:cx7="http://schemas.microsoft.com/office/drawing/2016/5/13/chartex" xmlns:cx8="http://schemas.microsoft.com/office/drawing/2016/5/14/chartex" xmlns:mc="http://schemas.openxmlformats.org/markup-compatibility/2006" xmlns:aink="http://schemas.microsoft.com/office/drawing/2016/ink" xmlns:am3d="http://schemas.microsoft.com/office/drawing/2017/model3d" xmlns:o="urn:schemas-microsoft-com:office:office" xmlns:oel="http://schemas.microsoft.com/office/2019/extlst" xmlns:r="http://schemas.openxmlformats.org/officeDocument/2006/relationships" xmlns:m="http://schemas.openxmlformats.org/officeDocument/2006/math" xmlns:v="urn:schemas-microsoft-com:vml" xmlns:wp14="http://schemas.microsoft.com/office/word/2010/wordprocessingDrawing" xmlns:wp="http://schemas.openxmlformats.org/drawingml/2006/wordprocessingDrawing" xmlns:w10="urn:schemas-microsoft-com:office:word" xmlns:w="http://schemas.openxmlformats.org/wordprocessingml/2006/main" xmlns:w14="http://schemas.microsoft.com/office/word/2010/wordml" xmlns:w15="http://schemas.microsoft.com/office/word/2012/wordml" xmlns:w16cex="http://schemas.microsoft.com/office/word/2018/wordml/cex" xmlns:w16cid="http://schemas.microsoft.com/office/word/2016/wordml/cid" xmlns:w16="http://schemas.microsoft.com/office/word/2018/wordml" xmlns:w16sdtdh="http://schemas.microsoft.com/office/word/2020/wordml/sdtdatahash" xmlns:w16se="http://schemas.microsoft.com/office/word/2015/wordml/symex" xmlns:wpg="http://schemas.microsoft.com/office/word/2010/wordprocessingGroup" xmlns:wpi="http://schemas.microsoft.com/office/word/2010/wordprocessingInk" xmlns:wne="http://schemas.microsoft.com/office/word/2006/wordml" xmlns:wps="http://schemas.microsoft.com/office/word/2010/wordprocessingShape" mc:Ignorable="w14 w15 w16se w16cid w16 w16cex w16sdtdh wp14">
   <w:footnote w:type="separator" w:id="-1">
     <w:p>
       <w:pPr>
@@ -709,7 +759,7 @@
   <w:footnote w:id="1">
     <w:p>
       <w:pPr>
-        <w:pStyle w:val="FootnoteText"/>
+        <w:pStyle w:val="Textonotapie"/>
         <w:rPr>
           <w:sz w:val="20"/>
           <w:szCs w:val="20"/>
@@ -720,7 +770,7 @@
   <w:footnote w:id="2">
     <w:p>
       <w:pPr>
-        <w:pStyle w:val="FootnoteText"/>
+        <w:pStyle w:val="Textonotapie"/>
         <w:rPr>
           <w:sz w:val="20"/>
           <w:szCs w:val="20"/>
@@ -731,7 +781,7 @@
   <w:footnote w:id="3">
     <w:p>
       <w:pPr>
-        <w:pStyle w:val="FootnoteText"/>
+        <w:pStyle w:val="Textonotapie"/>
         <w:rPr>
           <w:sz w:val="20"/>
           <w:szCs w:val="20"/>
@@ -742,7 +792,7 @@
   <w:footnote w:id="4">
     <w:p>
       <w:pPr>
-        <w:pStyle w:val="FootnoteText"/>
+        <w:pStyle w:val="Textonotapie"/>
         <w:rPr>
           <w:sz w:val="20"/>
           <w:szCs w:val="20"/>
@@ -753,7 +803,7 @@
   <w:footnote w:id="5">
     <w:p>
       <w:pPr>
-        <w:pStyle w:val="FootnoteText"/>
+        <w:pStyle w:val="Textonotapie"/>
       </w:pPr>
     </w:p>
   </w:footnote>
@@ -761,7 +811,7 @@
 </file>
 
 <file path=word/numbering.xml><?xml version="1.0" encoding="utf-8"?>
-<w:numbering xmlns:wpc="http://schemas.microsoft.com/office/word/2010/wordprocessingCanvas" xmlns:cx="http://schemas.microsoft.com/office/drawing/2014/chartex" xmlns:cx1="http://schemas.microsoft.com/office/drawing/2015/9/8/chartex" xmlns:cx2="http://schemas.microsoft.com/office/drawing/2015/10/21/chartex" xmlns:cx3="http://schemas.microsoft.com/office/drawing/2016/5/9/chartex" xmlns:cx4="http://schemas.microsoft.com/office/drawing/2016/5/10/chartex" xmlns:cx5="http://schemas.microsoft.com/office/drawing/2016/5/11/chartex" xmlns:cx6="http://schemas.microsoft.com/office/drawing/2016/5/12/chartex" xmlns:cx7="http://schemas.microsoft.com/office/drawing/2016/5/13/chartex" xmlns:cx8="http://schemas.microsoft.com/office/drawing/2016/5/14/chartex" xmlns:mc="http://schemas.openxmlformats.org/markup-compatibility/2006" xmlns:aink="http://schemas.microsoft.com/office/drawing/2016/ink" xmlns:am3d="http://schemas.microsoft.com/office/drawing/2017/model3d" xmlns:o="urn:schemas-microsoft-com:office:office" xmlns:oel="http://schemas.microsoft.com/office/2019/extlst" xmlns:r="http://schemas.openxmlformats.org/officeDocument/2006/relationships" xmlns:m="http://schemas.openxmlformats.org/officeDocument/2006/math" xmlns:v="urn:schemas-microsoft-com:vml" xmlns:wp14="http://schemas.microsoft.com/office/word/2010/wordprocessingDrawing" xmlns:wp="http://schemas.openxmlformats.org/drawingml/2006/wordprocessingDrawing" xmlns:w10="urn:schemas-microsoft-com:office:word" xmlns:w="http://schemas.openxmlformats.org/wordprocessingml/2006/main" xmlns:w14="http://schemas.microsoft.com/office/word/2010/wordml" xmlns:w15="http://schemas.microsoft.com/office/word/2012/wordml" xmlns:w16cex="http://schemas.microsoft.com/office/word/2018/wordml/cex" xmlns:w16cid="http://schemas.microsoft.com/office/word/2016/wordml/cid" xmlns:w16="http://schemas.microsoft.com/office/word/2018/wordml" xmlns:w16du="http://schemas.microsoft.com/office/word/2023/wordml/word16du" xmlns:w16sdtdh="http://schemas.microsoft.com/office/word/2020/wordml/sdtdatahash" xmlns:w16sdtfl="http://schemas.microsoft.com/office/word/2024/wordml/sdtformatlock" xmlns:w16se="http://schemas.microsoft.com/office/word/2015/wordml/symex" xmlns:wpg="http://schemas.microsoft.com/office/word/2010/wordprocessingGroup" xmlns:wpi="http://schemas.microsoft.com/office/word/2010/wordprocessingInk" xmlns:wne="http://schemas.microsoft.com/office/word/2006/wordml" xmlns:wps="http://schemas.microsoft.com/office/word/2010/wordprocessingShape" mc:Ignorable="w14 w15 w16se w16cid w16 w16cex w16sdtdh w16sdtfl w16du wp14">
+<w:numbering xmlns:wpc="http://schemas.microsoft.com/office/word/2010/wordprocessingCanvas" xmlns:cx="http://schemas.microsoft.com/office/drawing/2014/chartex" xmlns:cx1="http://schemas.microsoft.com/office/drawing/2015/9/8/chartex" xmlns:cx2="http://schemas.microsoft.com/office/drawing/2015/10/21/chartex" xmlns:cx3="http://schemas.microsoft.com/office/drawing/2016/5/9/chartex" xmlns:cx4="http://schemas.microsoft.com/office/drawing/2016/5/10/chartex" xmlns:cx5="http://schemas.microsoft.com/office/drawing/2016/5/11/chartex" xmlns:cx6="http://schemas.microsoft.com/office/drawing/2016/5/12/chartex" xmlns:cx7="http://schemas.microsoft.com/office/drawing/2016/5/13/chartex" xmlns:cx8="http://schemas.microsoft.com/office/drawing/2016/5/14/chartex" xmlns:mc="http://schemas.openxmlformats.org/markup-compatibility/2006" xmlns:aink="http://schemas.microsoft.com/office/drawing/2016/ink" xmlns:am3d="http://schemas.microsoft.com/office/drawing/2017/model3d" xmlns:o="urn:schemas-microsoft-com:office:office" xmlns:oel="http://schemas.microsoft.com/office/2019/extlst" xmlns:r="http://schemas.openxmlformats.org/officeDocument/2006/relationships" xmlns:m="http://schemas.openxmlformats.org/officeDocument/2006/math" xmlns:v="urn:schemas-microsoft-com:vml" xmlns:wp14="http://schemas.microsoft.com/office/word/2010/wordprocessingDrawing" xmlns:wp="http://schemas.openxmlformats.org/drawingml/2006/wordprocessingDrawing" xmlns:w10="urn:schemas-microsoft-com:office:word" xmlns:w="http://schemas.openxmlformats.org/wordprocessingml/2006/main" xmlns:w14="http://schemas.microsoft.com/office/word/2010/wordml" xmlns:w15="http://schemas.microsoft.com/office/word/2012/wordml" xmlns:w16cex="http://schemas.microsoft.com/office/word/2018/wordml/cex" xmlns:w16cid="http://schemas.microsoft.com/office/word/2016/wordml/cid" xmlns:w16="http://schemas.microsoft.com/office/word/2018/wordml" xmlns:w16sdtdh="http://schemas.microsoft.com/office/word/2020/wordml/sdtdatahash" xmlns:w16se="http://schemas.microsoft.com/office/word/2015/wordml/symex" xmlns:wpg="http://schemas.microsoft.com/office/word/2010/wordprocessingGroup" xmlns:wpi="http://schemas.microsoft.com/office/word/2010/wordprocessingInk" xmlns:wne="http://schemas.microsoft.com/office/word/2006/wordml" xmlns:wps="http://schemas.microsoft.com/office/word/2010/wordprocessingShape" mc:Ignorable="w14 w15 w16se w16cid w16 w16cex w16sdtdh wp14">
   <w:abstractNum w:abstractNumId="0" w15:restartNumberingAfterBreak="0">
     <w:nsid w:val="0000A990"/>
     <w:multiLevelType w:val="multilevel"/>
@@ -953,7 +1003,7 @@
 </file>
 
 <file path=word/styles.xml><?xml version="1.0" encoding="utf-8"?>
-<w:styles xmlns:mc="http://schemas.openxmlformats.org/markup-compatibility/2006" xmlns:r="http://schemas.openxmlformats.org/officeDocument/2006/relationships" xmlns:w="http://schemas.openxmlformats.org/wordprocessingml/2006/main" xmlns:w14="http://schemas.microsoft.com/office/word/2010/wordml" xmlns:w15="http://schemas.microsoft.com/office/word/2012/wordml" xmlns:w16cex="http://schemas.microsoft.com/office/word/2018/wordml/cex" xmlns:w16cid="http://schemas.microsoft.com/office/word/2016/wordml/cid" xmlns:w16="http://schemas.microsoft.com/office/word/2018/wordml" xmlns:w16du="http://schemas.microsoft.com/office/word/2023/wordml/word16du" xmlns:w16sdtdh="http://schemas.microsoft.com/office/word/2020/wordml/sdtdatahash" xmlns:w16sdtfl="http://schemas.microsoft.com/office/word/2024/wordml/sdtformatlock" xmlns:w16se="http://schemas.microsoft.com/office/word/2015/wordml/symex" mc:Ignorable="w14 w15 w16se w16cid w16 w16cex w16sdtdh w16sdtfl w16du">
+<w:styles xmlns:mc="http://schemas.openxmlformats.org/markup-compatibility/2006" xmlns:r="http://schemas.openxmlformats.org/officeDocument/2006/relationships" xmlns:w="http://schemas.openxmlformats.org/wordprocessingml/2006/main" xmlns:w14="http://schemas.microsoft.com/office/word/2010/wordml" xmlns:w15="http://schemas.microsoft.com/office/word/2012/wordml" xmlns:w16cex="http://schemas.microsoft.com/office/word/2018/wordml/cex" xmlns:w16cid="http://schemas.microsoft.com/office/word/2016/wordml/cid" xmlns:w16="http://schemas.microsoft.com/office/word/2018/wordml" xmlns:w16sdtdh="http://schemas.microsoft.com/office/word/2020/wordml/sdtdatahash" xmlns:w16se="http://schemas.microsoft.com/office/word/2015/wordml/symex" mc:Ignorable="w14 w15 w16se w16cid w16 w16cex w16sdtdh">
   <w:docDefaults>
     <w:rPrDefault>
       <w:rPr>
@@ -1217,11 +1267,11 @@
     <w:name w:val="Normal"/>
     <w:qFormat/>
   </w:style>
-  <w:style w:type="paragraph" w:styleId="Heading1">
+  <w:style w:type="paragraph" w:styleId="Ttulo1">
     <w:name w:val="heading 1"/>
     <w:basedOn w:val="Normal"/>
-    <w:next w:val="BodyText"/>
-    <w:link w:val="Heading1Char"/>
+    <w:next w:val="Textoindependiente"/>
+    <w:link w:val="Ttulo1Car"/>
     <w:uiPriority w:val="9"/>
     <w:qFormat/>
     <w:rsid w:val="00A10FD9"/>
@@ -1238,11 +1288,11 @@
       <w:szCs w:val="40"/>
     </w:rPr>
   </w:style>
-  <w:style w:type="paragraph" w:styleId="Heading2">
+  <w:style w:type="paragraph" w:styleId="Ttulo2">
     <w:name w:val="heading 2"/>
     <w:basedOn w:val="Normal"/>
-    <w:next w:val="BodyText"/>
-    <w:link w:val="Heading2Char"/>
+    <w:next w:val="Textoindependiente"/>
+    <w:link w:val="Ttulo2Car"/>
     <w:uiPriority w:val="9"/>
     <w:semiHidden/>
     <w:unhideWhenUsed/>
@@ -1261,11 +1311,11 @@
       <w:szCs w:val="32"/>
     </w:rPr>
   </w:style>
-  <w:style w:type="paragraph" w:styleId="Heading3">
+  <w:style w:type="paragraph" w:styleId="Ttulo3">
     <w:name w:val="heading 3"/>
     <w:basedOn w:val="Normal"/>
-    <w:next w:val="BodyText"/>
-    <w:link w:val="Heading3Char"/>
+    <w:next w:val="Textoindependiente"/>
+    <w:link w:val="Ttulo3Car"/>
     <w:uiPriority w:val="9"/>
     <w:semiHidden/>
     <w:unhideWhenUsed/>
@@ -1284,11 +1334,11 @@
       <w:szCs w:val="28"/>
     </w:rPr>
   </w:style>
-  <w:style w:type="paragraph" w:styleId="Heading4">
+  <w:style w:type="paragraph" w:styleId="Ttulo4">
     <w:name w:val="heading 4"/>
     <w:basedOn w:val="Normal"/>
-    <w:next w:val="BodyText"/>
-    <w:link w:val="Heading4Char"/>
+    <w:next w:val="Textoindependiente"/>
+    <w:link w:val="Ttulo4Car"/>
     <w:uiPriority w:val="9"/>
     <w:semiHidden/>
     <w:unhideWhenUsed/>
@@ -1307,11 +1357,11 @@
       <w:color w:val="0F4761" w:themeColor="accent1" w:themeShade="BF"/>
     </w:rPr>
   </w:style>
-  <w:style w:type="paragraph" w:styleId="Heading5">
+  <w:style w:type="paragraph" w:styleId="Ttulo5">
     <w:name w:val="heading 5"/>
     <w:basedOn w:val="Normal"/>
-    <w:next w:val="BodyText"/>
-    <w:link w:val="Heading5Char"/>
+    <w:next w:val="Textoindependiente"/>
+    <w:link w:val="Ttulo5Car"/>
     <w:uiPriority w:val="9"/>
     <w:semiHidden/>
     <w:unhideWhenUsed/>
@@ -1328,11 +1378,11 @@
       <w:color w:val="0F4761" w:themeColor="accent1" w:themeShade="BF"/>
     </w:rPr>
   </w:style>
-  <w:style w:type="paragraph" w:styleId="Heading6">
+  <w:style w:type="paragraph" w:styleId="Ttulo6">
     <w:name w:val="heading 6"/>
     <w:basedOn w:val="Normal"/>
-    <w:next w:val="BodyText"/>
-    <w:link w:val="Heading6Char"/>
+    <w:next w:val="Textoindependiente"/>
+    <w:link w:val="Ttulo6Car"/>
     <w:uiPriority w:val="9"/>
     <w:semiHidden/>
     <w:unhideWhenUsed/>
@@ -1351,11 +1401,11 @@
       <w:color w:val="595959" w:themeColor="text1" w:themeTint="A6"/>
     </w:rPr>
   </w:style>
-  <w:style w:type="paragraph" w:styleId="Heading7">
+  <w:style w:type="paragraph" w:styleId="Ttulo7">
     <w:name w:val="heading 7"/>
     <w:basedOn w:val="Normal"/>
-    <w:next w:val="BodyText"/>
-    <w:link w:val="Heading7Char"/>
+    <w:next w:val="Textoindependiente"/>
+    <w:link w:val="Ttulo7Car"/>
     <w:uiPriority w:val="9"/>
     <w:semiHidden/>
     <w:unhideWhenUsed/>
@@ -1372,11 +1422,11 @@
       <w:color w:val="595959" w:themeColor="text1" w:themeTint="A6"/>
     </w:rPr>
   </w:style>
-  <w:style w:type="paragraph" w:styleId="Heading8">
+  <w:style w:type="paragraph" w:styleId="Ttulo8">
     <w:name w:val="heading 8"/>
     <w:basedOn w:val="Normal"/>
-    <w:next w:val="BodyText"/>
-    <w:link w:val="Heading8Char"/>
+    <w:next w:val="Textoindependiente"/>
+    <w:link w:val="Ttulo8Car"/>
     <w:uiPriority w:val="9"/>
     <w:semiHidden/>
     <w:unhideWhenUsed/>
@@ -1395,11 +1445,11 @@
       <w:color w:val="272727" w:themeColor="text1" w:themeTint="D8"/>
     </w:rPr>
   </w:style>
-  <w:style w:type="paragraph" w:styleId="Heading9">
+  <w:style w:type="paragraph" w:styleId="Ttulo9">
     <w:name w:val="heading 9"/>
     <w:basedOn w:val="Normal"/>
-    <w:next w:val="BodyText"/>
-    <w:link w:val="Heading9Char"/>
+    <w:next w:val="Textoindependiente"/>
+    <w:link w:val="Ttulo9Car"/>
     <w:uiPriority w:val="9"/>
     <w:semiHidden/>
     <w:unhideWhenUsed/>
@@ -1416,12 +1466,13 @@
       <w:color w:val="272727" w:themeColor="text1" w:themeTint="D8"/>
     </w:rPr>
   </w:style>
-  <w:style w:type="character" w:default="1" w:styleId="DefaultParagraphFont">
+  <w:style w:type="character" w:default="1" w:styleId="Fuentedeprrafopredeter">
     <w:name w:val="Default Paragraph Font"/>
     <w:uiPriority w:val="1"/>
+    <w:semiHidden/>
     <w:unhideWhenUsed/>
   </w:style>
-  <w:style w:type="table" w:default="1" w:styleId="TableNormal">
+  <w:style w:type="table" w:default="1" w:styleId="Tablanormal">
     <w:name w:val="Normal Table"/>
     <w:uiPriority w:val="99"/>
     <w:semiHidden/>
@@ -1436,16 +1487,16 @@
       </w:tblCellMar>
     </w:tblPr>
   </w:style>
-  <w:style w:type="numbering" w:default="1" w:styleId="NoList">
+  <w:style w:type="numbering" w:default="1" w:styleId="Sinlista">
     <w:name w:val="No List"/>
     <w:uiPriority w:val="99"/>
     <w:semiHidden/>
     <w:unhideWhenUsed/>
   </w:style>
-  <w:style w:type="paragraph" w:styleId="BodyText">
+  <w:style w:type="paragraph" w:styleId="Textoindependiente">
     <w:name w:val="Body Text"/>
     <w:basedOn w:val="Normal"/>
-    <w:link w:val="BodyTextChar"/>
+    <w:link w:val="TextoindependienteCar"/>
     <w:qFormat/>
     <w:pPr>
       <w:spacing w:before="180" w:after="180"/>
@@ -1453,23 +1504,23 @@
   </w:style>
   <w:style w:type="paragraph" w:customStyle="1" w:styleId="FirstParagraph">
     <w:name w:val="First Paragraph"/>
-    <w:basedOn w:val="BodyText"/>
-    <w:next w:val="BodyText"/>
+    <w:basedOn w:val="Textoindependiente"/>
+    <w:next w:val="Textoindependiente"/>
     <w:qFormat/>
   </w:style>
   <w:style w:type="paragraph" w:customStyle="1" w:styleId="Compact">
     <w:name w:val="Compact"/>
-    <w:basedOn w:val="BodyText"/>
+    <w:basedOn w:val="Textoindependiente"/>
     <w:qFormat/>
     <w:pPr>
       <w:spacing w:before="36" w:after="36"/>
     </w:pPr>
   </w:style>
-  <w:style w:type="paragraph" w:styleId="Title">
+  <w:style w:type="paragraph" w:styleId="Ttulo">
     <w:name w:val="Title"/>
     <w:basedOn w:val="Normal"/>
-    <w:next w:val="BodyText"/>
-    <w:link w:val="TitleChar"/>
+    <w:next w:val="Textoindependiente"/>
+    <w:link w:val="TtuloCar"/>
     <w:uiPriority w:val="10"/>
     <w:qFormat/>
     <w:rsid w:val="00A10FD9"/>
@@ -1486,10 +1537,10 @@
       <w:szCs w:val="56"/>
     </w:rPr>
   </w:style>
-  <w:style w:type="character" w:customStyle="1" w:styleId="TitleChar">
-    <w:name w:val="Title Char"/>
-    <w:basedOn w:val="DefaultParagraphFont"/>
-    <w:link w:val="Title"/>
+  <w:style w:type="character" w:customStyle="1" w:styleId="TtuloCar">
+    <w:name w:val="Título Car"/>
+    <w:basedOn w:val="Fuentedeprrafopredeter"/>
+    <w:link w:val="Ttulo"/>
     <w:uiPriority w:val="10"/>
     <w:rsid w:val="00A10FD9"/>
     <w:rPr>
@@ -1500,11 +1551,11 @@
       <w:szCs w:val="56"/>
     </w:rPr>
   </w:style>
-  <w:style w:type="paragraph" w:styleId="Subtitle">
+  <w:style w:type="paragraph" w:styleId="Subttulo">
     <w:name w:val="Subtitle"/>
-    <w:basedOn w:val="Title"/>
-    <w:next w:val="BodyText"/>
-    <w:link w:val="SubtitleChar"/>
+    <w:basedOn w:val="Ttulo"/>
+    <w:next w:val="Textoindependiente"/>
+    <w:link w:val="SubttuloCar"/>
     <w:uiPriority w:val="11"/>
     <w:qFormat/>
     <w:rsid w:val="00A10FD9"/>
@@ -1519,10 +1570,10 @@
       <w:szCs w:val="28"/>
     </w:rPr>
   </w:style>
-  <w:style w:type="character" w:customStyle="1" w:styleId="SubtitleChar">
-    <w:name w:val="Subtitle Char"/>
-    <w:basedOn w:val="DefaultParagraphFont"/>
-    <w:link w:val="Subtitle"/>
+  <w:style w:type="character" w:customStyle="1" w:styleId="SubttuloCar">
+    <w:name w:val="Subtítulo Car"/>
+    <w:basedOn w:val="Fuentedeprrafopredeter"/>
+    <w:link w:val="Subttulo"/>
     <w:uiPriority w:val="11"/>
     <w:rsid w:val="00A10FD9"/>
     <w:rPr>
@@ -1535,7 +1586,7 @@
   </w:style>
   <w:style w:type="paragraph" w:customStyle="1" w:styleId="Author">
     <w:name w:val="Author"/>
-    <w:next w:val="BodyText"/>
+    <w:next w:val="Textoindependiente"/>
     <w:qFormat/>
     <w:pPr>
       <w:keepNext/>
@@ -1543,9 +1594,9 @@
       <w:jc w:val="center"/>
     </w:pPr>
   </w:style>
-  <w:style w:type="paragraph" w:styleId="Date">
+  <w:style w:type="paragraph" w:styleId="Fecha">
     <w:name w:val="Date"/>
-    <w:next w:val="BodyText"/>
+    <w:next w:val="Textoindependiente"/>
     <w:qFormat/>
     <w:pPr>
       <w:keepNext/>
@@ -1573,7 +1624,7 @@
   <w:style w:type="paragraph" w:customStyle="1" w:styleId="Abstract">
     <w:name w:val="Abstract"/>
     <w:basedOn w:val="Normal"/>
-    <w:next w:val="BodyText"/>
+    <w:next w:val="Textoindependiente"/>
     <w:qFormat/>
     <w:pPr>
       <w:keepNext/>
@@ -1585,15 +1636,15 @@
       <w:szCs w:val="20"/>
     </w:rPr>
   </w:style>
-  <w:style w:type="paragraph" w:styleId="Bibliography">
+  <w:style w:type="paragraph" w:styleId="Bibliografa">
     <w:name w:val="Bibliography"/>
     <w:basedOn w:val="Normal"/>
     <w:qFormat/>
   </w:style>
-  <w:style w:type="character" w:customStyle="1" w:styleId="Heading1Char">
-    <w:name w:val="Heading 1 Char"/>
-    <w:basedOn w:val="DefaultParagraphFont"/>
-    <w:link w:val="Heading1"/>
+  <w:style w:type="character" w:customStyle="1" w:styleId="Ttulo1Car">
+    <w:name w:val="Título 1 Car"/>
+    <w:basedOn w:val="Fuentedeprrafopredeter"/>
+    <w:link w:val="Ttulo1"/>
     <w:uiPriority w:val="9"/>
     <w:rsid w:val="00A10FD9"/>
     <w:rPr>
@@ -1603,10 +1654,10 @@
       <w:szCs w:val="40"/>
     </w:rPr>
   </w:style>
-  <w:style w:type="character" w:customStyle="1" w:styleId="Heading2Char">
-    <w:name w:val="Heading 2 Char"/>
-    <w:basedOn w:val="DefaultParagraphFont"/>
-    <w:link w:val="Heading2"/>
+  <w:style w:type="character" w:customStyle="1" w:styleId="Ttulo2Car">
+    <w:name w:val="Título 2 Car"/>
+    <w:basedOn w:val="Fuentedeprrafopredeter"/>
+    <w:link w:val="Ttulo2"/>
     <w:uiPriority w:val="9"/>
     <w:semiHidden/>
     <w:rsid w:val="00A10FD9"/>
@@ -1617,10 +1668,10 @@
       <w:szCs w:val="32"/>
     </w:rPr>
   </w:style>
-  <w:style w:type="character" w:customStyle="1" w:styleId="Heading3Char">
-    <w:name w:val="Heading 3 Char"/>
-    <w:basedOn w:val="DefaultParagraphFont"/>
-    <w:link w:val="Heading3"/>
+  <w:style w:type="character" w:customStyle="1" w:styleId="Ttulo3Car">
+    <w:name w:val="Título 3 Car"/>
+    <w:basedOn w:val="Fuentedeprrafopredeter"/>
+    <w:link w:val="Ttulo3"/>
     <w:uiPriority w:val="9"/>
     <w:semiHidden/>
     <w:rsid w:val="00A10FD9"/>
@@ -1631,10 +1682,10 @@
       <w:szCs w:val="28"/>
     </w:rPr>
   </w:style>
-  <w:style w:type="character" w:customStyle="1" w:styleId="Heading4Char">
-    <w:name w:val="Heading 4 Char"/>
-    <w:basedOn w:val="DefaultParagraphFont"/>
-    <w:link w:val="Heading4"/>
+  <w:style w:type="character" w:customStyle="1" w:styleId="Ttulo4Car">
+    <w:name w:val="Título 4 Car"/>
+    <w:basedOn w:val="Fuentedeprrafopredeter"/>
+    <w:link w:val="Ttulo4"/>
     <w:uiPriority w:val="9"/>
     <w:semiHidden/>
     <w:rsid w:val="00A10FD9"/>
@@ -1645,10 +1696,10 @@
       <w:color w:val="0F4761" w:themeColor="accent1" w:themeShade="BF"/>
     </w:rPr>
   </w:style>
-  <w:style w:type="character" w:customStyle="1" w:styleId="Heading5Char">
-    <w:name w:val="Heading 5 Char"/>
-    <w:basedOn w:val="DefaultParagraphFont"/>
-    <w:link w:val="Heading5"/>
+  <w:style w:type="character" w:customStyle="1" w:styleId="Ttulo5Car">
+    <w:name w:val="Título 5 Car"/>
+    <w:basedOn w:val="Fuentedeprrafopredeter"/>
+    <w:link w:val="Ttulo5"/>
     <w:uiPriority w:val="9"/>
     <w:semiHidden/>
     <w:rsid w:val="00A10FD9"/>
@@ -1657,10 +1708,10 @@
       <w:color w:val="0F4761" w:themeColor="accent1" w:themeShade="BF"/>
     </w:rPr>
   </w:style>
-  <w:style w:type="character" w:customStyle="1" w:styleId="Heading6Char">
-    <w:name w:val="Heading 6 Char"/>
-    <w:basedOn w:val="DefaultParagraphFont"/>
-    <w:link w:val="Heading6"/>
+  <w:style w:type="character" w:customStyle="1" w:styleId="Ttulo6Car">
+    <w:name w:val="Título 6 Car"/>
+    <w:basedOn w:val="Fuentedeprrafopredeter"/>
+    <w:link w:val="Ttulo6"/>
     <w:uiPriority w:val="9"/>
     <w:semiHidden/>
     <w:rsid w:val="00A10FD9"/>
@@ -1671,10 +1722,10 @@
       <w:color w:val="595959" w:themeColor="text1" w:themeTint="A6"/>
     </w:rPr>
   </w:style>
-  <w:style w:type="character" w:customStyle="1" w:styleId="Heading7Char">
-    <w:name w:val="Heading 7 Char"/>
-    <w:basedOn w:val="DefaultParagraphFont"/>
-    <w:link w:val="Heading7"/>
+  <w:style w:type="character" w:customStyle="1" w:styleId="Ttulo7Car">
+    <w:name w:val="Título 7 Car"/>
+    <w:basedOn w:val="Fuentedeprrafopredeter"/>
+    <w:link w:val="Ttulo7"/>
     <w:uiPriority w:val="9"/>
     <w:semiHidden/>
     <w:rsid w:val="00A10FD9"/>
@@ -1683,10 +1734,10 @@
       <w:color w:val="595959" w:themeColor="text1" w:themeTint="A6"/>
     </w:rPr>
   </w:style>
-  <w:style w:type="character" w:customStyle="1" w:styleId="Heading8Char">
-    <w:name w:val="Heading 8 Char"/>
-    <w:basedOn w:val="DefaultParagraphFont"/>
-    <w:link w:val="Heading8"/>
+  <w:style w:type="character" w:customStyle="1" w:styleId="Ttulo8Car">
+    <w:name w:val="Título 8 Car"/>
+    <w:basedOn w:val="Fuentedeprrafopredeter"/>
+    <w:link w:val="Ttulo8"/>
     <w:uiPriority w:val="9"/>
     <w:semiHidden/>
     <w:rsid w:val="00A10FD9"/>
@@ -1697,10 +1748,10 @@
       <w:color w:val="272727" w:themeColor="text1" w:themeTint="D8"/>
     </w:rPr>
   </w:style>
-  <w:style w:type="character" w:customStyle="1" w:styleId="Heading9Char">
-    <w:name w:val="Heading 9 Char"/>
-    <w:basedOn w:val="DefaultParagraphFont"/>
-    <w:link w:val="Heading9"/>
+  <w:style w:type="character" w:customStyle="1" w:styleId="Ttulo9Car">
+    <w:name w:val="Título 9 Car"/>
+    <w:basedOn w:val="Fuentedeprrafopredeter"/>
+    <w:link w:val="Ttulo9"/>
     <w:uiPriority w:val="9"/>
     <w:semiHidden/>
     <w:rsid w:val="00A10FD9"/>
@@ -1709,10 +1760,10 @@
       <w:color w:val="272727" w:themeColor="text1" w:themeTint="D8"/>
     </w:rPr>
   </w:style>
-  <w:style w:type="paragraph" w:styleId="BlockText">
+  <w:style w:type="paragraph" w:styleId="Textodebloque">
     <w:name w:val="Block Text"/>
-    <w:basedOn w:val="BodyText"/>
-    <w:next w:val="BodyText"/>
+    <w:basedOn w:val="Textoindependiente"/>
+    <w:next w:val="Textoindependiente"/>
     <w:uiPriority w:val="9"/>
     <w:unhideWhenUsed/>
     <w:qFormat/>
@@ -1721,18 +1772,18 @@
       <w:ind w:left="480" w:right="480"/>
     </w:pPr>
   </w:style>
-  <w:style w:type="paragraph" w:styleId="FootnoteText">
+  <w:style w:type="paragraph" w:styleId="Textonotapie">
     <w:name w:val="footnote text"/>
     <w:basedOn w:val="Normal"/>
-    <w:link w:val="FootnoteTextChar"/>
+    <w:link w:val="TextonotapieCar"/>
     <w:uiPriority w:val="9"/>
     <w:unhideWhenUsed/>
     <w:qFormat/>
   </w:style>
   <w:style w:type="paragraph" w:customStyle="1" w:styleId="FootnoteBlockText">
     <w:name w:val="Footnote Block Text"/>
-    <w:basedOn w:val="FootnoteText"/>
-    <w:next w:val="FootnoteText"/>
+    <w:basedOn w:val="Textonotapie"/>
+    <w:next w:val="Textonotapie"/>
     <w:uiPriority w:val="9"/>
     <w:unhideWhenUsed/>
     <w:qFormat/>
@@ -1787,10 +1838,10 @@
     <w:name w:val="Definition"/>
     <w:basedOn w:val="Normal"/>
   </w:style>
-  <w:style w:type="paragraph" w:styleId="Caption">
+  <w:style w:type="paragraph" w:styleId="Descripcin">
     <w:name w:val="caption"/>
     <w:basedOn w:val="Normal"/>
-    <w:link w:val="CaptionChar"/>
+    <w:link w:val="DescripcinCar"/>
     <w:pPr>
       <w:spacing w:after="120"/>
     </w:pPr>
@@ -1800,14 +1851,14 @@
   </w:style>
   <w:style w:type="paragraph" w:customStyle="1" w:styleId="TableCaption">
     <w:name w:val="Table Caption"/>
-    <w:basedOn w:val="Caption"/>
+    <w:basedOn w:val="Descripcin"/>
     <w:pPr>
       <w:keepNext/>
     </w:pPr>
   </w:style>
   <w:style w:type="paragraph" w:customStyle="1" w:styleId="ImageCaption">
     <w:name w:val="Image Caption"/>
-    <w:basedOn w:val="Caption"/>
+    <w:basedOn w:val="Descripcin"/>
   </w:style>
   <w:style w:type="paragraph" w:customStyle="1" w:styleId="Figure">
     <w:name w:val="Figure"/>
@@ -1820,14 +1871,14 @@
       <w:keepNext/>
     </w:pPr>
   </w:style>
-  <w:style w:type="character" w:customStyle="1" w:styleId="CaptionChar">
-    <w:name w:val="Caption Char"/>
-    <w:basedOn w:val="DefaultParagraphFont"/>
-    <w:link w:val="Caption"/>
+  <w:style w:type="character" w:customStyle="1" w:styleId="DescripcinCar">
+    <w:name w:val="Descripción Car"/>
+    <w:basedOn w:val="Fuentedeprrafopredeter"/>
+    <w:link w:val="Descripcin"/>
   </w:style>
   <w:style w:type="character" w:customStyle="1" w:styleId="VerbatimChar">
     <w:name w:val="Verbatim Char"/>
-    <w:basedOn w:val="CaptionChar"/>
+    <w:basedOn w:val="DescripcinCar"/>
     <w:link w:val="SourceCode"/>
     <w:rPr>
       <w:rFonts w:ascii="Consolas" w:hAnsi="Consolas"/>
@@ -1836,26 +1887,26 @@
   </w:style>
   <w:style w:type="character" w:customStyle="1" w:styleId="SectionNumber">
     <w:name w:val="Section Number"/>
-    <w:basedOn w:val="CaptionChar"/>
-  </w:style>
-  <w:style w:type="character" w:styleId="FootnoteReference">
+    <w:basedOn w:val="DescripcinCar"/>
+  </w:style>
+  <w:style w:type="character" w:styleId="Refdenotaalpie">
     <w:name w:val="footnote reference"/>
-    <w:basedOn w:val="CaptionChar"/>
+    <w:basedOn w:val="DescripcinCar"/>
     <w:rPr>
       <w:vertAlign w:val="superscript"/>
     </w:rPr>
   </w:style>
-  <w:style w:type="character" w:styleId="Hyperlink">
+  <w:style w:type="character" w:styleId="Hipervnculo">
     <w:name w:val="Hyperlink"/>
-    <w:basedOn w:val="CaptionChar"/>
+    <w:basedOn w:val="DescripcinCar"/>
     <w:rPr>
       <w:color w:val="156082" w:themeColor="accent1"/>
     </w:rPr>
   </w:style>
-  <w:style w:type="paragraph" w:styleId="TOCHeading">
+  <w:style w:type="paragraph" w:styleId="TtuloTDC">
     <w:name w:val="TOC Heading"/>
-    <w:basedOn w:val="Heading1"/>
-    <w:next w:val="BodyText"/>
+    <w:basedOn w:val="Ttulo1"/>
+    <w:next w:val="Textoindependiente"/>
     <w:uiPriority w:val="39"/>
     <w:unhideWhenUsed/>
     <w:qFormat/>
@@ -2188,31 +2239,31 @@
       <w:shd w:val="clear" w:color="auto" w:fill="F1F3F5"/>
     </w:rPr>
   </w:style>
-  <w:style w:type="character" w:customStyle="1" w:styleId="BodyTextChar">
-    <w:name w:val="Body Text Char"/>
-    <w:basedOn w:val="DefaultParagraphFont"/>
-    <w:link w:val="BodyText"/>
+  <w:style w:type="character" w:customStyle="1" w:styleId="TextoindependienteCar">
+    <w:name w:val="Texto independiente Car"/>
+    <w:basedOn w:val="Fuentedeprrafopredeter"/>
+    <w:link w:val="Textoindependiente"/>
     <w:rsid w:val="00981E68"/>
   </w:style>
-  <w:style w:type="character" w:customStyle="1" w:styleId="FootnoteTextChar">
-    <w:name w:val="Footnote Text Char"/>
-    <w:basedOn w:val="DefaultParagraphFont"/>
-    <w:link w:val="FootnoteText"/>
+  <w:style w:type="character" w:customStyle="1" w:styleId="TextonotapieCar">
+    <w:name w:val="Texto nota pie Car"/>
+    <w:basedOn w:val="Fuentedeprrafopredeter"/>
+    <w:link w:val="Textonotapie"/>
     <w:uiPriority w:val="9"/>
     <w:rsid w:val="00845D92"/>
   </w:style>
-  <w:style w:type="character" w:styleId="FollowedHyperlink">
+  <w:style w:type="character" w:styleId="Hipervnculovisitado">
     <w:name w:val="FollowedHyperlink"/>
-    <w:basedOn w:val="DefaultParagraphFont"/>
+    <w:basedOn w:val="Fuentedeprrafopredeter"/>
     <w:rsid w:val="00A50D31"/>
     <w:rPr>
       <w:color w:val="96607D" w:themeColor="followedHyperlink"/>
       <w:u w:val="single"/>
     </w:rPr>
   </w:style>
-  <w:style w:type="character" w:styleId="UnresolvedMention">
+  <w:style w:type="character" w:styleId="Mencinsinresolver">
     <w:name w:val="Unresolved Mention"/>
-    <w:basedOn w:val="DefaultParagraphFont"/>
+    <w:basedOn w:val="Fuentedeprrafopredeter"/>
     <w:uiPriority w:val="99"/>
     <w:semiHidden/>
     <w:unhideWhenUsed/>
